--- a/Lab 04/(23MDSWE274)-HCI-Lab04.docx
+++ b/Lab 04/(23MDSWE274)-HCI-Lab04.docx
@@ -642,16 +642,7 @@
                 <w:sz w:val="32"/>
                 <w:szCs w:val="32"/>
               </w:rPr>
-              <w:t>Lab Task # 0</w:t>
-            </w:r>
-            <w:r>
-              <w:rPr>
-                <w:rFonts w:ascii="Times New Roman" w:hAnsi="Times New Roman"/>
-                <w:b/>
-                <w:sz w:val="32"/>
-                <w:szCs w:val="32"/>
-              </w:rPr>
-              <w:t>4</w:t>
+              <w:t>Lab Task # 04</w:t>
             </w:r>
           </w:p>
         </w:tc>
@@ -701,6 +692,9 @@
     <w:p/>
     <w:p>
       <w:r>
+        <w:rPr>
+          <w:noProof/>
+        </w:rPr>
         <w:drawing>
           <wp:inline distT="0" distB="0" distL="0" distR="0" wp14:anchorId="1EB422B4" wp14:editId="27C767DB">
             <wp:extent cx="5731510" cy="2792730"/>
@@ -774,6 +768,9 @@
         </w:rPr>
       </w:pPr>
       <w:r>
+        <w:rPr>
+          <w:noProof/>
+        </w:rPr>
         <w:drawing>
           <wp:anchor distT="0" distB="0" distL="114300" distR="114300" simplePos="0" relativeHeight="251659264" behindDoc="0" locked="0" layoutInCell="1" allowOverlap="1" wp14:anchorId="5D387DF1" wp14:editId="089BE9D5">
             <wp:simplePos x="0" y="0"/>
@@ -831,6 +828,9 @@
         </w:drawing>
       </w:r>
       <w:r>
+        <w:rPr>
+          <w:noProof/>
+        </w:rPr>
         <w:drawing>
           <wp:anchor distT="0" distB="0" distL="114300" distR="114300" simplePos="0" relativeHeight="251658240" behindDoc="1" locked="0" layoutInCell="1" allowOverlap="1" wp14:anchorId="1DF5196C" wp14:editId="4CCA8B4D">
             <wp:simplePos x="0" y="0"/>
@@ -908,10 +908,12 @@
     <w:p/>
     <w:p/>
     <w:p/>
-    <w:p/>
-    <w:p/>
     <w:p>
       <w:r>
+        <w:rPr>
+          <w:noProof/>
+        </w:rPr>
+        <w:lastRenderedPageBreak/>
         <w:drawing>
           <wp:inline distT="0" distB="0" distL="0" distR="0" wp14:anchorId="5E83EB84" wp14:editId="1A4A2C65">
             <wp:extent cx="1552334" cy="2895600"/>
@@ -989,21 +991,7 @@
         <w:rPr>
           <w:bCs/>
         </w:rPr>
-        <w:t xml:space="preserve">Draw the </w:t>
-      </w:r>
-      <w:proofErr w:type="gramStart"/>
-      <w:r>
-        <w:rPr>
-          <w:bCs/>
-        </w:rPr>
-        <w:t>High fidelity</w:t>
-      </w:r>
-      <w:proofErr w:type="gramEnd"/>
-      <w:r>
-        <w:rPr>
-          <w:bCs/>
-        </w:rPr>
-        <w:t xml:space="preserve"> prototypes of your project (</w:t>
+        <w:t>Draw the High fidelity prototypes of your project (</w:t>
       </w:r>
       <w:proofErr w:type="spellStart"/>
       <w:r>
@@ -1042,6 +1030,7 @@
       <w:r>
         <w:rPr>
           <w:bCs/>
+          <w:noProof/>
         </w:rPr>
         <w:drawing>
           <wp:inline distT="0" distB="0" distL="0" distR="0" wp14:anchorId="1CD03C3D" wp14:editId="7BA3BAEF">
@@ -1079,6 +1068,53 @@
           </wp:inline>
         </w:drawing>
       </w:r>
+    </w:p>
+    <w:p>
+      <w:pPr>
+        <w:rPr>
+          <w:bCs/>
+        </w:rPr>
+      </w:pPr>
+    </w:p>
+    <w:p>
+      <w:pPr>
+        <w:rPr>
+          <w:b/>
+          <w:bCs/>
+          <w:sz w:val="28"/>
+          <w:szCs w:val="28"/>
+        </w:rPr>
+      </w:pPr>
+      <w:proofErr w:type="spellStart"/>
+      <w:r>
+        <w:rPr>
+          <w:b/>
+          <w:bCs/>
+          <w:sz w:val="28"/>
+          <w:szCs w:val="28"/>
+        </w:rPr>
+        <w:t>Github</w:t>
+      </w:r>
+      <w:proofErr w:type="spellEnd"/>
+      <w:r>
+        <w:rPr>
+          <w:b/>
+          <w:bCs/>
+          <w:sz w:val="28"/>
+          <w:szCs w:val="28"/>
+        </w:rPr>
+        <w:t xml:space="preserve"> Repository:</w:t>
+      </w:r>
+    </w:p>
+    <w:p>
+      <w:hyperlink r:id="rId10" w:history="1">
+        <w:r>
+          <w:rPr>
+            <w:rStyle w:val="Hyperlink"/>
+          </w:rPr>
+          <w:t>https://github.com/umarhayat1651/HCI-Labs</w:t>
+        </w:r>
+      </w:hyperlink>
     </w:p>
     <w:p/>
     <w:sectPr>
@@ -1745,6 +1781,7 @@
   <w:style w:type="character" w:default="1" w:styleId="DefaultParagraphFont">
     <w:name w:val="Default Paragraph Font"/>
     <w:uiPriority w:val="1"/>
+    <w:semiHidden/>
     <w:unhideWhenUsed/>
   </w:style>
   <w:style w:type="table" w:default="1" w:styleId="TableNormal">
@@ -2093,9 +2130,6 @@
     <w:pPr>
       <w:spacing w:after="0" w:line="240" w:lineRule="auto"/>
     </w:pPr>
-    <w:rPr>
-      <w:lang w:val="en-PK"/>
-    </w:rPr>
     <w:tblPr>
       <w:tblBorders>
         <w:top w:val="single" w:sz="4" w:space="0" w:color="auto"/>
@@ -2106,6 +2140,29 @@
         <w:insideV w:val="single" w:sz="4" w:space="0" w:color="auto"/>
       </w:tblBorders>
     </w:tblPr>
+  </w:style>
+  <w:style w:type="character" w:styleId="Hyperlink">
+    <w:name w:val="Hyperlink"/>
+    <w:basedOn w:val="DefaultParagraphFont"/>
+    <w:uiPriority w:val="99"/>
+    <w:unhideWhenUsed/>
+    <w:rsid w:val="00E70C9E"/>
+    <w:rPr>
+      <w:color w:val="467886" w:themeColor="hyperlink"/>
+      <w:u w:val="single"/>
+    </w:rPr>
+  </w:style>
+  <w:style w:type="character" w:styleId="UnresolvedMention">
+    <w:name w:val="Unresolved Mention"/>
+    <w:basedOn w:val="DefaultParagraphFont"/>
+    <w:uiPriority w:val="99"/>
+    <w:semiHidden/>
+    <w:unhideWhenUsed/>
+    <w:rsid w:val="00E70C9E"/>
+    <w:rPr>
+      <w:color w:val="605E5C"/>
+      <w:shd w:val="clear" w:color="auto" w:fill="E1DFDD"/>
+    </w:rPr>
   </w:style>
 </w:styles>
 </file>
